--- a/docs/answers/as-trigonometricidentities-degrees.docx
+++ b/docs/answers/as-trigonometricidentities-degrees.docx
@@ -52,7 +52,7 @@
         </w:rPr>
         <w:t xml:space="preserve"> </w:t>
       </w:r>
-      <w:hyperlink r:id="rId20">
+      <w:hyperlink r:id="rId9">
         <w:r>
           <w:rPr>
             <w:rStyle w:val="Hyperlink"/>
@@ -82,7 +82,7 @@
         <w:t xml:space="preserve">Please attempt the questions before reading these answers!</w:t>
       </w:r>
     </w:p>
-    <w:bookmarkStart w:id="21" w:name="q1"/>
+    <w:bookmarkStart w:id="10" w:name="q1"/>
     <w:p>
       <w:pPr>
         <w:pStyle w:val="Heading2"/>
@@ -108,47 +108,51 @@
         <m:r>
           <m:t>2</m:t>
         </m:r>
-        <m:d>
-          <m:dPr>
-            <m:begChr m:val="("/>
-            <m:sepChr m:val=""/>
-            <m:endChr m:val=")"/>
-            <m:grow/>
-          </m:dPr>
+        <m:r>
+          <m:rPr>
+            <m:sty m:val="p"/>
+          </m:rPr>
+          <m:t>(</m:t>
+        </m:r>
+        <m:r>
+          <m:t>6</m:t>
+        </m:r>
+        <m:sSup>
           <m:e>
             <m:r>
-              <m:t>6</m:t>
-            </m:r>
-            <m:sSup>
-              <m:e>
-                <m:r>
-                  <m:rPr>
-                    <m:sty m:val="p"/>
-                  </m:rPr>
-                  <m:t>sin</m:t>
-                </m:r>
-              </m:e>
-              <m:sup>
-                <m:r>
-                  <m:t>2</m:t>
-                </m:r>
-              </m:sup>
-            </m:sSup>
-            <m:d>
-              <m:dPr>
-                <m:begChr m:val="("/>
-                <m:sepChr m:val=""/>
-                <m:endChr m:val=")"/>
-                <m:grow/>
-              </m:dPr>
-              <m:e>
-                <m:r>
-                  <m:t>θ</m:t>
-                </m:r>
-              </m:e>
-            </m:d>
+              <m:rPr>
+                <m:sty m:val="p"/>
+              </m:rPr>
+              <m:t>sin</m:t>
+            </m:r>
           </m:e>
-        </m:d>
+          <m:sup>
+            <m:r>
+              <m:t>2</m:t>
+            </m:r>
+          </m:sup>
+        </m:sSup>
+        <m:r>
+          <m:rPr>
+            <m:sty m:val="p"/>
+          </m:rPr>
+          <m:t>(</m:t>
+        </m:r>
+        <m:r>
+          <m:t>θ</m:t>
+        </m:r>
+        <m:r>
+          <m:rPr>
+            <m:sty m:val="p"/>
+          </m:rPr>
+          <m:t>)</m:t>
+        </m:r>
+        <m:r>
+          <m:rPr>
+            <m:sty m:val="p"/>
+          </m:rPr>
+          <m:t>)</m:t>
+        </m:r>
         <m:r>
           <m:rPr>
             <m:sty m:val="p"/>
@@ -158,47 +162,51 @@
         <m:r>
           <m:t>3</m:t>
         </m:r>
-        <m:d>
-          <m:dPr>
-            <m:begChr m:val="("/>
-            <m:sepChr m:val=""/>
-            <m:endChr m:val=")"/>
-            <m:grow/>
-          </m:dPr>
+        <m:r>
+          <m:rPr>
+            <m:sty m:val="p"/>
+          </m:rPr>
+          <m:t>(</m:t>
+        </m:r>
+        <m:r>
+          <m:t>4</m:t>
+        </m:r>
+        <m:sSup>
           <m:e>
             <m:r>
-              <m:t>4</m:t>
-            </m:r>
-            <m:sSup>
-              <m:e>
-                <m:r>
-                  <m:rPr>
-                    <m:sty m:val="p"/>
-                  </m:rPr>
-                  <m:t>cos</m:t>
-                </m:r>
-              </m:e>
-              <m:sup>
-                <m:r>
-                  <m:t>2</m:t>
-                </m:r>
-              </m:sup>
-            </m:sSup>
-            <m:d>
-              <m:dPr>
-                <m:begChr m:val="("/>
-                <m:sepChr m:val=""/>
-                <m:endChr m:val=")"/>
-                <m:grow/>
-              </m:dPr>
-              <m:e>
-                <m:r>
-                  <m:t>θ</m:t>
-                </m:r>
-              </m:e>
-            </m:d>
+              <m:rPr>
+                <m:sty m:val="p"/>
+              </m:rPr>
+              <m:t>cos</m:t>
+            </m:r>
           </m:e>
-        </m:d>
+          <m:sup>
+            <m:r>
+              <m:t>2</m:t>
+            </m:r>
+          </m:sup>
+        </m:sSup>
+        <m:r>
+          <m:rPr>
+            <m:sty m:val="p"/>
+          </m:rPr>
+          <m:t>(</m:t>
+        </m:r>
+        <m:r>
+          <m:t>θ</m:t>
+        </m:r>
+        <m:r>
+          <m:rPr>
+            <m:sty m:val="p"/>
+          </m:rPr>
+          <m:t>)</m:t>
+        </m:r>
+        <m:r>
+          <m:rPr>
+            <m:sty m:val="p"/>
+          </m:rPr>
+          <m:t>)</m:t>
+        </m:r>
         <m:r>
           <m:rPr>
             <m:sty m:val="p"/>
@@ -208,78 +216,84 @@
         <m:r>
           <m:t>12</m:t>
         </m:r>
-        <m:d>
-          <m:dPr>
-            <m:begChr m:val="("/>
-            <m:sepChr m:val=""/>
-            <m:endChr m:val=")"/>
-            <m:grow/>
-          </m:dPr>
+        <m:r>
+          <m:rPr>
+            <m:sty m:val="p"/>
+          </m:rPr>
+          <m:t>(</m:t>
+        </m:r>
+        <m:sSup>
           <m:e>
-            <m:sSup>
-              <m:e>
-                <m:r>
-                  <m:rPr>
-                    <m:sty m:val="p"/>
-                  </m:rPr>
-                  <m:t>sin</m:t>
-                </m:r>
-              </m:e>
-              <m:sup>
-                <m:r>
-                  <m:t>2</m:t>
-                </m:r>
-              </m:sup>
-            </m:sSup>
-            <m:d>
-              <m:dPr>
-                <m:begChr m:val="("/>
-                <m:sepChr m:val=""/>
-                <m:endChr m:val=")"/>
-                <m:grow/>
-              </m:dPr>
-              <m:e>
-                <m:r>
-                  <m:t>θ</m:t>
-                </m:r>
-              </m:e>
-            </m:d>
-            <m:r>
-              <m:rPr>
-                <m:sty m:val="p"/>
-              </m:rPr>
-              <m:t>+</m:t>
-            </m:r>
-            <m:sSup>
-              <m:e>
-                <m:r>
-                  <m:rPr>
-                    <m:sty m:val="p"/>
-                  </m:rPr>
-                  <m:t>cos</m:t>
-                </m:r>
-              </m:e>
-              <m:sup>
-                <m:r>
-                  <m:t>2</m:t>
-                </m:r>
-              </m:sup>
-            </m:sSup>
-            <m:d>
-              <m:dPr>
-                <m:begChr m:val="("/>
-                <m:sepChr m:val=""/>
-                <m:endChr m:val=")"/>
-                <m:grow/>
-              </m:dPr>
-              <m:e>
-                <m:r>
-                  <m:t>θ</m:t>
-                </m:r>
-              </m:e>
-            </m:d>
+            <m:r>
+              <m:rPr>
+                <m:sty m:val="p"/>
+              </m:rPr>
+              <m:t>sin</m:t>
+            </m:r>
           </m:e>
-        </m:d>
+          <m:sup>
+            <m:r>
+              <m:t>2</m:t>
+            </m:r>
+          </m:sup>
+        </m:sSup>
+        <m:r>
+          <m:rPr>
+            <m:sty m:val="p"/>
+          </m:rPr>
+          <m:t>(</m:t>
+        </m:r>
+        <m:r>
+          <m:t>θ</m:t>
+        </m:r>
+        <m:r>
+          <m:rPr>
+            <m:sty m:val="p"/>
+          </m:rPr>
+          <m:t>)</m:t>
+        </m:r>
+        <m:r>
+          <m:rPr>
+            <m:sty m:val="p"/>
+          </m:rPr>
+          <m:t>+</m:t>
+        </m:r>
+        <m:sSup>
+          <m:e>
+            <m:r>
+              <m:rPr>
+                <m:sty m:val="p"/>
+              </m:rPr>
+              <m:t>cos</m:t>
+            </m:r>
+          </m:e>
+          <m:sup>
+            <m:r>
+              <m:t>2</m:t>
+            </m:r>
+          </m:sup>
+        </m:sSup>
+        <m:r>
+          <m:rPr>
+            <m:sty m:val="p"/>
+          </m:rPr>
+          <m:t>(</m:t>
+        </m:r>
+        <m:r>
+          <m:t>θ</m:t>
+        </m:r>
+        <m:r>
+          <m:rPr>
+            <m:sty m:val="p"/>
+          </m:rPr>
+          <m:t>)</m:t>
+        </m:r>
+        <m:r>
+          <m:rPr>
+            <m:sty m:val="p"/>
+          </m:rPr>
+          <m:t>)</m:t>
+        </m:r>
         <m:r>
           <m:rPr>
             <m:sty m:val="p"/>
@@ -308,47 +322,51 @@
         <m:r>
           <m:t>10</m:t>
         </m:r>
-        <m:d>
-          <m:dPr>
-            <m:begChr m:val="("/>
-            <m:sepChr m:val=""/>
-            <m:endChr m:val=")"/>
-            <m:grow/>
-          </m:dPr>
+        <m:r>
+          <m:rPr>
+            <m:sty m:val="p"/>
+          </m:rPr>
+          <m:t>(</m:t>
+        </m:r>
+        <m:r>
+          <m:t>7</m:t>
+        </m:r>
+        <m:sSup>
           <m:e>
             <m:r>
-              <m:t>7</m:t>
-            </m:r>
-            <m:sSup>
-              <m:e>
-                <m:r>
-                  <m:rPr>
-                    <m:sty m:val="p"/>
-                  </m:rPr>
-                  <m:t>sin</m:t>
-                </m:r>
-              </m:e>
-              <m:sup>
-                <m:r>
-                  <m:t>2</m:t>
-                </m:r>
-              </m:sup>
-            </m:sSup>
-            <m:d>
-              <m:dPr>
-                <m:begChr m:val="("/>
-                <m:sepChr m:val=""/>
-                <m:endChr m:val=")"/>
-                <m:grow/>
-              </m:dPr>
-              <m:e>
-                <m:r>
-                  <m:t>θ</m:t>
-                </m:r>
-              </m:e>
-            </m:d>
+              <m:rPr>
+                <m:sty m:val="p"/>
+              </m:rPr>
+              <m:t>sin</m:t>
+            </m:r>
           </m:e>
-        </m:d>
+          <m:sup>
+            <m:r>
+              <m:t>2</m:t>
+            </m:r>
+          </m:sup>
+        </m:sSup>
+        <m:r>
+          <m:rPr>
+            <m:sty m:val="p"/>
+          </m:rPr>
+          <m:t>(</m:t>
+        </m:r>
+        <m:r>
+          <m:t>θ</m:t>
+        </m:r>
+        <m:r>
+          <m:rPr>
+            <m:sty m:val="p"/>
+          </m:rPr>
+          <m:t>)</m:t>
+        </m:r>
+        <m:r>
+          <m:rPr>
+            <m:sty m:val="p"/>
+          </m:rPr>
+          <m:t>)</m:t>
+        </m:r>
         <m:r>
           <m:rPr>
             <m:sty m:val="p"/>
@@ -358,47 +376,51 @@
         <m:r>
           <m:t>14</m:t>
         </m:r>
-        <m:d>
-          <m:dPr>
-            <m:begChr m:val="("/>
-            <m:sepChr m:val=""/>
-            <m:endChr m:val=")"/>
-            <m:grow/>
-          </m:dPr>
+        <m:r>
+          <m:rPr>
+            <m:sty m:val="p"/>
+          </m:rPr>
+          <m:t>(</m:t>
+        </m:r>
+        <m:r>
+          <m:t>5</m:t>
+        </m:r>
+        <m:sSup>
           <m:e>
             <m:r>
-              <m:t>5</m:t>
-            </m:r>
-            <m:sSup>
-              <m:e>
-                <m:r>
-                  <m:rPr>
-                    <m:sty m:val="p"/>
-                  </m:rPr>
-                  <m:t>cos</m:t>
-                </m:r>
-              </m:e>
-              <m:sup>
-                <m:r>
-                  <m:t>2</m:t>
-                </m:r>
-              </m:sup>
-            </m:sSup>
-            <m:d>
-              <m:dPr>
-                <m:begChr m:val="("/>
-                <m:sepChr m:val=""/>
-                <m:endChr m:val=")"/>
-                <m:grow/>
-              </m:dPr>
-              <m:e>
-                <m:r>
-                  <m:t>θ</m:t>
-                </m:r>
-              </m:e>
-            </m:d>
+              <m:rPr>
+                <m:sty m:val="p"/>
+              </m:rPr>
+              <m:t>cos</m:t>
+            </m:r>
           </m:e>
-        </m:d>
+          <m:sup>
+            <m:r>
+              <m:t>2</m:t>
+            </m:r>
+          </m:sup>
+        </m:sSup>
+        <m:r>
+          <m:rPr>
+            <m:sty m:val="p"/>
+          </m:rPr>
+          <m:t>(</m:t>
+        </m:r>
+        <m:r>
+          <m:t>θ</m:t>
+        </m:r>
+        <m:r>
+          <m:rPr>
+            <m:sty m:val="p"/>
+          </m:rPr>
+          <m:t>)</m:t>
+        </m:r>
+        <m:r>
+          <m:rPr>
+            <m:sty m:val="p"/>
+          </m:rPr>
+          <m:t>)</m:t>
+        </m:r>
         <m:r>
           <m:rPr>
             <m:sty m:val="p"/>
@@ -460,19 +482,21 @@
                     </m:r>
                   </m:sup>
                 </m:sSup>
-                <m:d>
-                  <m:dPr>
-                    <m:begChr m:val="("/>
-                    <m:sepChr m:val=""/>
-                    <m:endChr m:val=")"/>
-                    <m:grow/>
-                  </m:dPr>
-                  <m:e>
-                    <m:r>
-                      <m:t>θ</m:t>
-                    </m:r>
-                  </m:e>
-                </m:d>
+                <m:r>
+                  <m:rPr>
+                    <m:sty m:val="p"/>
+                  </m:rPr>
+                  <m:t>(</m:t>
+                </m:r>
+                <m:r>
+                  <m:t>θ</m:t>
+                </m:r>
+                <m:r>
+                  <m:rPr>
+                    <m:sty m:val="p"/>
+                  </m:rPr>
+                  <m:t>)</m:t>
+                </m:r>
               </m:den>
             </m:f>
           </m:e>
@@ -519,19 +543,21 @@
                     </m:r>
                   </m:sup>
                 </m:sSup>
-                <m:d>
-                  <m:dPr>
-                    <m:begChr m:val="("/>
-                    <m:sepChr m:val=""/>
-                    <m:endChr m:val=")"/>
-                    <m:grow/>
-                  </m:dPr>
-                  <m:e>
-                    <m:r>
-                      <m:t>θ</m:t>
-                    </m:r>
-                  </m:e>
-                </m:d>
+                <m:r>
+                  <m:rPr>
+                    <m:sty m:val="p"/>
+                  </m:rPr>
+                  <m:t>(</m:t>
+                </m:r>
+                <m:r>
+                  <m:t>θ</m:t>
+                </m:r>
+                <m:r>
+                  <m:rPr>
+                    <m:sty m:val="p"/>
+                  </m:rPr>
+                  <m:t>)</m:t>
+                </m:r>
               </m:den>
             </m:f>
           </m:e>
@@ -561,80 +587,20 @@
         <m:r>
           <m:t> </m:t>
         </m:r>
+        <m:r>
+          <m:rPr>
+            <m:sty m:val="p"/>
+          </m:rPr>
+          <m:t>(</m:t>
+        </m:r>
         <m:sSup>
           <m:e>
-            <m:d>
-              <m:dPr>
-                <m:begChr m:val="("/>
-                <m:sepChr m:val=""/>
-                <m:endChr m:val=")"/>
-                <m:grow/>
-              </m:dPr>
-              <m:e>
-                <m:sSup>
-                  <m:e>
-                    <m:r>
-                      <m:rPr>
-                        <m:sty m:val="p"/>
-                      </m:rPr>
-                      <m:t>cos</m:t>
-                    </m:r>
-                  </m:e>
-                  <m:sup>
-                    <m:r>
-                      <m:t>2</m:t>
-                    </m:r>
-                  </m:sup>
-                </m:sSup>
-                <m:d>
-                  <m:dPr>
-                    <m:begChr m:val="("/>
-                    <m:sepChr m:val=""/>
-                    <m:endChr m:val=")"/>
-                    <m:grow/>
-                  </m:dPr>
-                  <m:e>
-                    <m:r>
-                      <m:t>θ</m:t>
-                    </m:r>
-                  </m:e>
-                </m:d>
-                <m:r>
-                  <m:rPr>
-                    <m:sty m:val="p"/>
-                  </m:rPr>
-                  <m:t>−</m:t>
-                </m:r>
-                <m:sSup>
-                  <m:e>
-                    <m:r>
-                      <m:rPr>
-                        <m:sty m:val="p"/>
-                      </m:rPr>
-                      <m:t>sin</m:t>
-                    </m:r>
-                  </m:e>
-                  <m:sup>
-                    <m:r>
-                      <m:t>2</m:t>
-                    </m:r>
-                  </m:sup>
-                </m:sSup>
-                <m:d>
-                  <m:dPr>
-                    <m:begChr m:val="("/>
-                    <m:sepChr m:val=""/>
-                    <m:endChr m:val=")"/>
-                    <m:grow/>
-                  </m:dPr>
-                  <m:e>
-                    <m:r>
-                      <m:t>θ</m:t>
-                    </m:r>
-                  </m:e>
-                </m:d>
-              </m:e>
-            </m:d>
+            <m:r>
+              <m:rPr>
+                <m:sty m:val="p"/>
+              </m:rPr>
+              <m:t>cos</m:t>
+            </m:r>
           </m:e>
           <m:sup>
             <m:r>
@@ -646,10 +612,22 @@
           <m:rPr>
             <m:sty m:val="p"/>
           </m:rPr>
-          <m:t>+</m:t>
-        </m:r>
-        <m:r>
-          <m:t>4</m:t>
+          <m:t>(</m:t>
+        </m:r>
+        <m:r>
+          <m:t>θ</m:t>
+        </m:r>
+        <m:r>
+          <m:rPr>
+            <m:sty m:val="p"/>
+          </m:rPr>
+          <m:t>)</m:t>
+        </m:r>
+        <m:r>
+          <m:rPr>
+            <m:sty m:val="p"/>
+          </m:rPr>
+          <m:t>−</m:t>
         </m:r>
         <m:sSup>
           <m:e>
@@ -666,26 +644,28 @@
             </m:r>
           </m:sup>
         </m:sSup>
-        <m:d>
-          <m:dPr>
-            <m:begChr m:val="("/>
-            <m:sepChr m:val=""/>
-            <m:endChr m:val=")"/>
-            <m:grow/>
-          </m:dPr>
-          <m:e>
-            <m:r>
-              <m:t>θ</m:t>
-            </m:r>
-          </m:e>
-        </m:d>
+        <m:r>
+          <m:rPr>
+            <m:sty m:val="p"/>
+          </m:rPr>
+          <m:t>(</m:t>
+        </m:r>
+        <m:r>
+          <m:t>θ</m:t>
+        </m:r>
+        <m:r>
+          <m:rPr>
+            <m:sty m:val="p"/>
+          </m:rPr>
+          <m:t>)</m:t>
+        </m:r>
         <m:sSup>
           <m:e>
             <m:r>
               <m:rPr>
                 <m:sty m:val="p"/>
               </m:rPr>
-              <m:t>cos</m:t>
+              <m:t>)</m:t>
             </m:r>
           </m:e>
           <m:sup>
@@ -694,24 +674,14 @@
             </m:r>
           </m:sup>
         </m:sSup>
-        <m:d>
-          <m:dPr>
-            <m:begChr m:val="("/>
-            <m:sepChr m:val=""/>
-            <m:endChr m:val=")"/>
-            <m:grow/>
-          </m:dPr>
-          <m:e>
-            <m:r>
-              <m:t>θ</m:t>
-            </m:r>
-          </m:e>
-        </m:d>
-        <m:r>
-          <m:rPr>
-            <m:sty m:val="p"/>
-          </m:rPr>
-          <m:t>=</m:t>
+        <m:r>
+          <m:rPr>
+            <m:sty m:val="p"/>
+          </m:rPr>
+          <m:t>+</m:t>
+        </m:r>
+        <m:r>
+          <m:t>4</m:t>
         </m:r>
         <m:sSup>
           <m:e>
@@ -719,7 +689,7 @@
               <m:rPr>
                 <m:sty m:val="p"/>
               </m:rPr>
-              <m:t>cos</m:t>
+              <m:t>sin</m:t>
             </m:r>
           </m:e>
           <m:sup>
@@ -728,27 +698,20 @@
             </m:r>
           </m:sup>
         </m:sSup>
-        <m:d>
-          <m:dPr>
-            <m:begChr m:val="("/>
-            <m:sepChr m:val=""/>
-            <m:endChr m:val=")"/>
-            <m:grow/>
-          </m:dPr>
-          <m:e>
-            <m:r>
-              <m:t>2</m:t>
-            </m:r>
-            <m:r>
-              <m:t>θ</m:t>
-            </m:r>
-          </m:e>
-        </m:d>
-        <m:r>
-          <m:rPr>
-            <m:sty m:val="p"/>
-          </m:rPr>
-          <m:t>+</m:t>
+        <m:r>
+          <m:rPr>
+            <m:sty m:val="p"/>
+          </m:rPr>
+          <m:t>(</m:t>
+        </m:r>
+        <m:r>
+          <m:t>θ</m:t>
+        </m:r>
+        <m:r>
+          <m:rPr>
+            <m:sty m:val="p"/>
+          </m:rPr>
+          <m:t>)</m:t>
         </m:r>
         <m:sSup>
           <m:e>
@@ -756,7 +719,7 @@
               <m:rPr>
                 <m:sty m:val="p"/>
               </m:rPr>
-              <m:t>sin</m:t>
+              <m:t>cos</m:t>
             </m:r>
           </m:e>
           <m:sup>
@@ -765,22 +728,99 @@
             </m:r>
           </m:sup>
         </m:sSup>
-        <m:d>
-          <m:dPr>
-            <m:begChr m:val="("/>
-            <m:sepChr m:val=""/>
-            <m:endChr m:val=")"/>
-            <m:grow/>
-          </m:dPr>
+        <m:r>
+          <m:rPr>
+            <m:sty m:val="p"/>
+          </m:rPr>
+          <m:t>(</m:t>
+        </m:r>
+        <m:r>
+          <m:t>θ</m:t>
+        </m:r>
+        <m:r>
+          <m:rPr>
+            <m:sty m:val="p"/>
+          </m:rPr>
+          <m:t>)</m:t>
+        </m:r>
+        <m:r>
+          <m:rPr>
+            <m:sty m:val="p"/>
+          </m:rPr>
+          <m:t>=</m:t>
+        </m:r>
+        <m:sSup>
           <m:e>
             <m:r>
+              <m:rPr>
+                <m:sty m:val="p"/>
+              </m:rPr>
+              <m:t>cos</m:t>
+            </m:r>
+          </m:e>
+          <m:sup>
+            <m:r>
               <m:t>2</m:t>
             </m:r>
-            <m:r>
-              <m:t>θ</m:t>
+          </m:sup>
+        </m:sSup>
+        <m:r>
+          <m:rPr>
+            <m:sty m:val="p"/>
+          </m:rPr>
+          <m:t>(</m:t>
+        </m:r>
+        <m:r>
+          <m:t>2</m:t>
+        </m:r>
+        <m:r>
+          <m:t>θ</m:t>
+        </m:r>
+        <m:r>
+          <m:rPr>
+            <m:sty m:val="p"/>
+          </m:rPr>
+          <m:t>)</m:t>
+        </m:r>
+        <m:r>
+          <m:rPr>
+            <m:sty m:val="p"/>
+          </m:rPr>
+          <m:t>+</m:t>
+        </m:r>
+        <m:sSup>
+          <m:e>
+            <m:r>
+              <m:rPr>
+                <m:sty m:val="p"/>
+              </m:rPr>
+              <m:t>sin</m:t>
             </m:r>
           </m:e>
-        </m:d>
+          <m:sup>
+            <m:r>
+              <m:t>2</m:t>
+            </m:r>
+          </m:sup>
+        </m:sSup>
+        <m:r>
+          <m:rPr>
+            <m:sty m:val="p"/>
+          </m:rPr>
+          <m:t>(</m:t>
+        </m:r>
+        <m:r>
+          <m:t>2</m:t>
+        </m:r>
+        <m:r>
+          <m:t>θ</m:t>
+        </m:r>
+        <m:r>
+          <m:rPr>
+            <m:sty m:val="p"/>
+          </m:rPr>
+          <m:t>)</m:t>
+        </m:r>
         <m:r>
           <m:rPr>
             <m:sty m:val="p"/>
@@ -815,38 +855,42 @@
           </m:rPr>
           <m:t>sin</m:t>
         </m:r>
-        <m:d>
-          <m:dPr>
-            <m:begChr m:val="("/>
-            <m:sepChr m:val=""/>
-            <m:endChr m:val=")"/>
-            <m:grow/>
-          </m:dPr>
-          <m:e>
-            <m:r>
-              <m:t>30</m:t>
-            </m:r>
-          </m:e>
-        </m:d>
+        <m:r>
+          <m:rPr>
+            <m:sty m:val="p"/>
+          </m:rPr>
+          <m:t>(</m:t>
+        </m:r>
+        <m:r>
+          <m:t>30</m:t>
+        </m:r>
+        <m:r>
+          <m:rPr>
+            <m:sty m:val="p"/>
+          </m:rPr>
+          <m:t>)</m:t>
+        </m:r>
         <m:r>
           <m:rPr>
             <m:sty m:val="p"/>
           </m:rPr>
           <m:t>cos</m:t>
         </m:r>
-        <m:d>
-          <m:dPr>
-            <m:begChr m:val="("/>
-            <m:sepChr m:val=""/>
-            <m:endChr m:val=")"/>
-            <m:grow/>
-          </m:dPr>
-          <m:e>
-            <m:r>
-              <m:t>15</m:t>
-            </m:r>
-          </m:e>
-        </m:d>
+        <m:r>
+          <m:rPr>
+            <m:sty m:val="p"/>
+          </m:rPr>
+          <m:t>(</m:t>
+        </m:r>
+        <m:r>
+          <m:t>15</m:t>
+        </m:r>
+        <m:r>
+          <m:rPr>
+            <m:sty m:val="p"/>
+          </m:rPr>
+          <m:t>)</m:t>
+        </m:r>
         <m:r>
           <m:rPr>
             <m:sty m:val="p"/>
@@ -862,38 +906,42 @@
           </m:rPr>
           <m:t>cos</m:t>
         </m:r>
-        <m:d>
-          <m:dPr>
-            <m:begChr m:val="("/>
-            <m:sepChr m:val=""/>
-            <m:endChr m:val=")"/>
-            <m:grow/>
-          </m:dPr>
-          <m:e>
-            <m:r>
-              <m:t>30</m:t>
-            </m:r>
-          </m:e>
-        </m:d>
+        <m:r>
+          <m:rPr>
+            <m:sty m:val="p"/>
+          </m:rPr>
+          <m:t>(</m:t>
+        </m:r>
+        <m:r>
+          <m:t>30</m:t>
+        </m:r>
+        <m:r>
+          <m:rPr>
+            <m:sty m:val="p"/>
+          </m:rPr>
+          <m:t>)</m:t>
+        </m:r>
         <m:r>
           <m:rPr>
             <m:sty m:val="p"/>
           </m:rPr>
           <m:t>sin</m:t>
         </m:r>
-        <m:d>
-          <m:dPr>
-            <m:begChr m:val="("/>
-            <m:sepChr m:val=""/>
-            <m:endChr m:val=")"/>
-            <m:grow/>
-          </m:dPr>
-          <m:e>
-            <m:r>
-              <m:t>15</m:t>
-            </m:r>
-          </m:e>
-        </m:d>
+        <m:r>
+          <m:rPr>
+            <m:sty m:val="p"/>
+          </m:rPr>
+          <m:t>(</m:t>
+        </m:r>
+        <m:r>
+          <m:t>15</m:t>
+        </m:r>
+        <m:r>
+          <m:rPr>
+            <m:sty m:val="p"/>
+          </m:rPr>
+          <m:t>)</m:t>
+        </m:r>
         <m:r>
           <m:rPr>
             <m:sty m:val="p"/>
@@ -909,28 +957,30 @@
           </m:rPr>
           <m:t>sin</m:t>
         </m:r>
-        <m:d>
-          <m:dPr>
-            <m:begChr m:val="("/>
-            <m:sepChr m:val=""/>
-            <m:endChr m:val=")"/>
-            <m:grow/>
-          </m:dPr>
-          <m:e>
-            <m:r>
-              <m:t>30</m:t>
-            </m:r>
-            <m:r>
-              <m:rPr>
-                <m:sty m:val="p"/>
-              </m:rPr>
-              <m:t>+</m:t>
-            </m:r>
-            <m:r>
-              <m:t>15</m:t>
-            </m:r>
-          </m:e>
-        </m:d>
+        <m:r>
+          <m:rPr>
+            <m:sty m:val="p"/>
+          </m:rPr>
+          <m:t>(</m:t>
+        </m:r>
+        <m:r>
+          <m:t>30</m:t>
+        </m:r>
+        <m:r>
+          <m:rPr>
+            <m:sty m:val="p"/>
+          </m:rPr>
+          <m:t>+</m:t>
+        </m:r>
+        <m:r>
+          <m:t>15</m:t>
+        </m:r>
+        <m:r>
+          <m:rPr>
+            <m:sty m:val="p"/>
+          </m:rPr>
+          <m:t>)</m:t>
+        </m:r>
         <m:r>
           <m:rPr>
             <m:sty m:val="p"/>
@@ -946,19 +996,21 @@
           </m:rPr>
           <m:t>sin</m:t>
         </m:r>
-        <m:d>
-          <m:dPr>
-            <m:begChr m:val="("/>
-            <m:sepChr m:val=""/>
-            <m:endChr m:val=")"/>
-            <m:grow/>
-          </m:dPr>
-          <m:e>
-            <m:r>
-              <m:t>45</m:t>
-            </m:r>
-          </m:e>
-        </m:d>
+        <m:r>
+          <m:rPr>
+            <m:sty m:val="p"/>
+          </m:rPr>
+          <m:t>(</m:t>
+        </m:r>
+        <m:r>
+          <m:t>45</m:t>
+        </m:r>
+        <m:r>
+          <m:rPr>
+            <m:sty m:val="p"/>
+          </m:rPr>
+          <m:t>)</m:t>
+        </m:r>
         <m:r>
           <m:rPr>
             <m:sty m:val="p"/>
@@ -1001,38 +1053,42 @@
           </m:rPr>
           <m:t>cos</m:t>
         </m:r>
-        <m:d>
-          <m:dPr>
-            <m:begChr m:val="("/>
-            <m:sepChr m:val=""/>
-            <m:endChr m:val=")"/>
-            <m:grow/>
-          </m:dPr>
-          <m:e>
-            <m:r>
-              <m:t>45</m:t>
-            </m:r>
-          </m:e>
-        </m:d>
+        <m:r>
+          <m:rPr>
+            <m:sty m:val="p"/>
+          </m:rPr>
+          <m:t>(</m:t>
+        </m:r>
+        <m:r>
+          <m:t>45</m:t>
+        </m:r>
+        <m:r>
+          <m:rPr>
+            <m:sty m:val="p"/>
+          </m:rPr>
+          <m:t>)</m:t>
+        </m:r>
         <m:r>
           <m:rPr>
             <m:sty m:val="p"/>
           </m:rPr>
           <m:t>cos</m:t>
         </m:r>
-        <m:d>
-          <m:dPr>
-            <m:begChr m:val="("/>
-            <m:sepChr m:val=""/>
-            <m:endChr m:val=")"/>
-            <m:grow/>
-          </m:dPr>
-          <m:e>
-            <m:r>
-              <m:t>15</m:t>
-            </m:r>
-          </m:e>
-        </m:d>
+        <m:r>
+          <m:rPr>
+            <m:sty m:val="p"/>
+          </m:rPr>
+          <m:t>(</m:t>
+        </m:r>
+        <m:r>
+          <m:t>15</m:t>
+        </m:r>
+        <m:r>
+          <m:rPr>
+            <m:sty m:val="p"/>
+          </m:rPr>
+          <m:t>)</m:t>
+        </m:r>
         <m:r>
           <m:rPr>
             <m:sty m:val="p"/>
@@ -1048,38 +1104,42 @@
           </m:rPr>
           <m:t>sin</m:t>
         </m:r>
-        <m:d>
-          <m:dPr>
-            <m:begChr m:val="("/>
-            <m:sepChr m:val=""/>
-            <m:endChr m:val=")"/>
-            <m:grow/>
-          </m:dPr>
-          <m:e>
-            <m:r>
-              <m:t>45</m:t>
-            </m:r>
-          </m:e>
-        </m:d>
+        <m:r>
+          <m:rPr>
+            <m:sty m:val="p"/>
+          </m:rPr>
+          <m:t>(</m:t>
+        </m:r>
+        <m:r>
+          <m:t>45</m:t>
+        </m:r>
+        <m:r>
+          <m:rPr>
+            <m:sty m:val="p"/>
+          </m:rPr>
+          <m:t>)</m:t>
+        </m:r>
         <m:r>
           <m:rPr>
             <m:sty m:val="p"/>
           </m:rPr>
           <m:t>sin</m:t>
         </m:r>
-        <m:d>
-          <m:dPr>
-            <m:begChr m:val="("/>
-            <m:sepChr m:val=""/>
-            <m:endChr m:val=")"/>
-            <m:grow/>
-          </m:dPr>
-          <m:e>
-            <m:r>
-              <m:t>15</m:t>
-            </m:r>
-          </m:e>
-        </m:d>
+        <m:r>
+          <m:rPr>
+            <m:sty m:val="p"/>
+          </m:rPr>
+          <m:t>(</m:t>
+        </m:r>
+        <m:r>
+          <m:t>15</m:t>
+        </m:r>
+        <m:r>
+          <m:rPr>
+            <m:sty m:val="p"/>
+          </m:rPr>
+          <m:t>)</m:t>
+        </m:r>
         <m:r>
           <m:rPr>
             <m:sty m:val="p"/>
@@ -1095,19 +1155,21 @@
           </m:rPr>
           <m:t>cos</m:t>
         </m:r>
-        <m:d>
-          <m:dPr>
-            <m:begChr m:val="("/>
-            <m:sepChr m:val=""/>
-            <m:endChr m:val=")"/>
-            <m:grow/>
-          </m:dPr>
-          <m:e>
-            <m:r>
-              <m:t>60</m:t>
-            </m:r>
-          </m:e>
-        </m:d>
+        <m:r>
+          <m:rPr>
+            <m:sty m:val="p"/>
+          </m:rPr>
+          <m:t>(</m:t>
+        </m:r>
+        <m:r>
+          <m:t>60</m:t>
+        </m:r>
+        <m:r>
+          <m:rPr>
+            <m:sty m:val="p"/>
+          </m:rPr>
+          <m:t>)</m:t>
+        </m:r>
         <m:r>
           <m:rPr>
             <m:sty m:val="p"/>
@@ -1151,19 +1213,21 @@
           </m:rPr>
           <m:t>sin</m:t>
         </m:r>
-        <m:d>
-          <m:dPr>
-            <m:begChr m:val="("/>
-            <m:sepChr m:val=""/>
-            <m:endChr m:val=")"/>
-            <m:grow/>
-          </m:dPr>
-          <m:e>
-            <m:r>
-              <m:t>150</m:t>
-            </m:r>
-          </m:e>
-        </m:d>
+        <m:r>
+          <m:rPr>
+            <m:sty m:val="p"/>
+          </m:rPr>
+          <m:t>(</m:t>
+        </m:r>
+        <m:r>
+          <m:t>150</m:t>
+        </m:r>
+        <m:r>
+          <m:rPr>
+            <m:sty m:val="p"/>
+          </m:rPr>
+          <m:t>)</m:t>
+        </m:r>
         <m:r>
           <m:rPr>
             <m:sty m:val="p"/>
@@ -1176,19 +1240,21 @@
           </m:rPr>
           <m:t>sin</m:t>
         </m:r>
-        <m:d>
-          <m:dPr>
-            <m:begChr m:val="("/>
-            <m:sepChr m:val=""/>
-            <m:endChr m:val=")"/>
-            <m:grow/>
-          </m:dPr>
-          <m:e>
-            <m:r>
-              <m:t>30</m:t>
-            </m:r>
-          </m:e>
-        </m:d>
+        <m:r>
+          <m:rPr>
+            <m:sty m:val="p"/>
+          </m:rPr>
+          <m:t>(</m:t>
+        </m:r>
+        <m:r>
+          <m:t>30</m:t>
+        </m:r>
+        <m:r>
+          <m:rPr>
+            <m:sty m:val="p"/>
+          </m:rPr>
+          <m:t>)</m:t>
+        </m:r>
         <m:r>
           <m:rPr>
             <m:sty m:val="p"/>
@@ -1275,38 +1341,42 @@
           </m:rPr>
           <m:t>sin</m:t>
         </m:r>
-        <m:d>
-          <m:dPr>
-            <m:begChr m:val="("/>
-            <m:sepChr m:val=""/>
-            <m:endChr m:val=")"/>
-            <m:grow/>
-          </m:dPr>
-          <m:e>
-            <m:r>
-              <m:t>90</m:t>
-            </m:r>
-          </m:e>
-        </m:d>
+        <m:r>
+          <m:rPr>
+            <m:sty m:val="p"/>
+          </m:rPr>
+          <m:t>(</m:t>
+        </m:r>
+        <m:r>
+          <m:t>90</m:t>
+        </m:r>
+        <m:r>
+          <m:rPr>
+            <m:sty m:val="p"/>
+          </m:rPr>
+          <m:t>)</m:t>
+        </m:r>
         <m:r>
           <m:rPr>
             <m:sty m:val="p"/>
           </m:rPr>
           <m:t>cos</m:t>
         </m:r>
-        <m:d>
-          <m:dPr>
-            <m:begChr m:val="("/>
-            <m:sepChr m:val=""/>
-            <m:endChr m:val=")"/>
-            <m:grow/>
-          </m:dPr>
-          <m:e>
-            <m:r>
-              <m:t>60</m:t>
-            </m:r>
-          </m:e>
-        </m:d>
+        <m:r>
+          <m:rPr>
+            <m:sty m:val="p"/>
+          </m:rPr>
+          <m:t>(</m:t>
+        </m:r>
+        <m:r>
+          <m:t>60</m:t>
+        </m:r>
+        <m:r>
+          <m:rPr>
+            <m:sty m:val="p"/>
+          </m:rPr>
+          <m:t>)</m:t>
+        </m:r>
         <m:r>
           <m:rPr>
             <m:sty m:val="p"/>
@@ -1338,19 +1408,21 @@
           </m:rPr>
           <m:t>cos</m:t>
         </m:r>
-        <m:d>
-          <m:dPr>
-            <m:begChr m:val="("/>
-            <m:sepChr m:val=""/>
-            <m:endChr m:val=")"/>
-            <m:grow/>
-          </m:dPr>
-          <m:e>
-            <m:r>
-              <m:t>150</m:t>
-            </m:r>
-          </m:e>
-        </m:d>
+        <m:r>
+          <m:rPr>
+            <m:sty m:val="p"/>
+          </m:rPr>
+          <m:t>(</m:t>
+        </m:r>
+        <m:r>
+          <m:t>150</m:t>
+        </m:r>
+        <m:r>
+          <m:rPr>
+            <m:sty m:val="p"/>
+          </m:rPr>
+          <m:t>)</m:t>
+        </m:r>
         <m:r>
           <m:rPr>
             <m:sty m:val="p"/>
@@ -1363,19 +1435,21 @@
           </m:rPr>
           <m:t>sin</m:t>
         </m:r>
-        <m:d>
-          <m:dPr>
-            <m:begChr m:val="("/>
-            <m:sepChr m:val=""/>
-            <m:endChr m:val=")"/>
-            <m:grow/>
-          </m:dPr>
-          <m:e>
-            <m:r>
-              <m:t>30</m:t>
-            </m:r>
-          </m:e>
-        </m:d>
+        <m:r>
+          <m:rPr>
+            <m:sty m:val="p"/>
+          </m:rPr>
+          <m:t>(</m:t>
+        </m:r>
+        <m:r>
+          <m:t>30</m:t>
+        </m:r>
+        <m:r>
+          <m:rPr>
+            <m:sty m:val="p"/>
+          </m:rPr>
+          <m:t>)</m:t>
+        </m:r>
         <m:r>
           <m:rPr>
             <m:sty m:val="p"/>
@@ -1391,38 +1465,42 @@
           </m:rPr>
           <m:t>cos</m:t>
         </m:r>
-        <m:d>
-          <m:dPr>
-            <m:begChr m:val="("/>
-            <m:sepChr m:val=""/>
-            <m:endChr m:val=")"/>
-            <m:grow/>
-          </m:dPr>
-          <m:e>
-            <m:r>
-              <m:t>90</m:t>
-            </m:r>
-          </m:e>
-        </m:d>
+        <m:r>
+          <m:rPr>
+            <m:sty m:val="p"/>
+          </m:rPr>
+          <m:t>(</m:t>
+        </m:r>
+        <m:r>
+          <m:t>90</m:t>
+        </m:r>
+        <m:r>
+          <m:rPr>
+            <m:sty m:val="p"/>
+          </m:rPr>
+          <m:t>)</m:t>
+        </m:r>
         <m:r>
           <m:rPr>
             <m:sty m:val="p"/>
           </m:rPr>
           <m:t>cos</m:t>
         </m:r>
-        <m:d>
-          <m:dPr>
-            <m:begChr m:val="("/>
-            <m:sepChr m:val=""/>
-            <m:endChr m:val=")"/>
-            <m:grow/>
-          </m:dPr>
-          <m:e>
-            <m:r>
-              <m:t>60</m:t>
-            </m:r>
-          </m:e>
-        </m:d>
+        <m:r>
+          <m:rPr>
+            <m:sty m:val="p"/>
+          </m:rPr>
+          <m:t>(</m:t>
+        </m:r>
+        <m:r>
+          <m:t>60</m:t>
+        </m:r>
+        <m:r>
+          <m:rPr>
+            <m:sty m:val="p"/>
+          </m:rPr>
+          <m:t>)</m:t>
+        </m:r>
         <m:r>
           <m:rPr>
             <m:sty m:val="p"/>
@@ -1434,8 +1512,8 @@
         </m:r>
       </m:oMath>
     </w:p>
-    <w:bookmarkEnd w:id="21"/>
-    <w:bookmarkStart w:id="22" w:name="q2"/>
+    <w:bookmarkEnd w:id="10"/>
+    <w:bookmarkStart w:id="11" w:name="q2"/>
     <w:p>
       <w:pPr>
         <w:pStyle w:val="Heading2"/>
@@ -1464,44 +1542,48 @@
           </m:rPr>
           <m:t>tan</m:t>
         </m:r>
-        <m:d>
-          <m:dPr>
-            <m:begChr m:val="("/>
-            <m:sepChr m:val=""/>
-            <m:endChr m:val=")"/>
-            <m:grow/>
-          </m:dPr>
-          <m:e>
-            <m:r>
-              <m:t>θ</m:t>
-            </m:r>
-          </m:e>
-        </m:d>
+        <m:r>
+          <m:rPr>
+            <m:sty m:val="p"/>
+          </m:rPr>
+          <m:t>(</m:t>
+        </m:r>
+        <m:r>
+          <m:t>θ</m:t>
+        </m:r>
+        <m:r>
+          <m:rPr>
+            <m:sty m:val="p"/>
+          </m:rPr>
+          <m:t>)</m:t>
+        </m:r>
         <m:r>
           <m:rPr>
             <m:sty m:val="p"/>
           </m:rPr>
           <m:t>cos</m:t>
         </m:r>
-        <m:d>
-          <m:dPr>
-            <m:begChr m:val="("/>
-            <m:sepChr m:val=""/>
-            <m:endChr m:val=")"/>
-            <m:grow/>
-          </m:dPr>
-          <m:e>
-            <m:r>
-              <m:rPr>
-                <m:sty m:val="p"/>
-              </m:rPr>
-              <m:t>−</m:t>
-            </m:r>
-            <m:r>
-              <m:t>θ</m:t>
-            </m:r>
-          </m:e>
-        </m:d>
+        <m:r>
+          <m:rPr>
+            <m:sty m:val="p"/>
+          </m:rPr>
+          <m:t>(</m:t>
+        </m:r>
+        <m:r>
+          <m:rPr>
+            <m:sty m:val="p"/>
+          </m:rPr>
+          <m:t>−</m:t>
+        </m:r>
+        <m:r>
+          <m:t>θ</m:t>
+        </m:r>
+        <m:r>
+          <m:rPr>
+            <m:sty m:val="p"/>
+          </m:rPr>
+          <m:t>)</m:t>
+        </m:r>
         <m:r>
           <m:rPr>
             <m:sty m:val="p"/>
@@ -1519,19 +1601,21 @@
               </m:rPr>
               <m:t>sin</m:t>
             </m:r>
-            <m:d>
-              <m:dPr>
-                <m:begChr m:val="("/>
-                <m:sepChr m:val=""/>
-                <m:endChr m:val=")"/>
-                <m:grow/>
-              </m:dPr>
-              <m:e>
-                <m:r>
-                  <m:t>θ</m:t>
-                </m:r>
-              </m:e>
-            </m:d>
+            <m:r>
+              <m:rPr>
+                <m:sty m:val="p"/>
+              </m:rPr>
+              <m:t>(</m:t>
+            </m:r>
+            <m:r>
+              <m:t>θ</m:t>
+            </m:r>
+            <m:r>
+              <m:rPr>
+                <m:sty m:val="p"/>
+              </m:rPr>
+              <m:t>)</m:t>
+            </m:r>
           </m:num>
           <m:den>
             <m:r>
@@ -1540,19 +1624,21 @@
               </m:rPr>
               <m:t>cos</m:t>
             </m:r>
-            <m:d>
-              <m:dPr>
-                <m:begChr m:val="("/>
-                <m:sepChr m:val=""/>
-                <m:endChr m:val=")"/>
-                <m:grow/>
-              </m:dPr>
-              <m:e>
-                <m:r>
-                  <m:t>θ</m:t>
-                </m:r>
-              </m:e>
-            </m:d>
+            <m:r>
+              <m:rPr>
+                <m:sty m:val="p"/>
+              </m:rPr>
+              <m:t>(</m:t>
+            </m:r>
+            <m:r>
+              <m:t>θ</m:t>
+            </m:r>
+            <m:r>
+              <m:rPr>
+                <m:sty m:val="p"/>
+              </m:rPr>
+              <m:t>)</m:t>
+            </m:r>
           </m:den>
         </m:f>
         <m:r>
@@ -1567,19 +1653,21 @@
           </m:rPr>
           <m:t>cos</m:t>
         </m:r>
-        <m:d>
-          <m:dPr>
-            <m:begChr m:val="("/>
-            <m:sepChr m:val=""/>
-            <m:endChr m:val=")"/>
-            <m:grow/>
-          </m:dPr>
-          <m:e>
-            <m:r>
-              <m:t>θ</m:t>
-            </m:r>
-          </m:e>
-        </m:d>
+        <m:r>
+          <m:rPr>
+            <m:sty m:val="p"/>
+          </m:rPr>
+          <m:t>(</m:t>
+        </m:r>
+        <m:r>
+          <m:t>θ</m:t>
+        </m:r>
+        <m:r>
+          <m:rPr>
+            <m:sty m:val="p"/>
+          </m:rPr>
+          <m:t>)</m:t>
+        </m:r>
         <m:r>
           <m:rPr>
             <m:sty m:val="p"/>
@@ -1592,19 +1680,21 @@
           </m:rPr>
           <m:t>sin</m:t>
         </m:r>
-        <m:d>
-          <m:dPr>
-            <m:begChr m:val="("/>
-            <m:sepChr m:val=""/>
-            <m:endChr m:val=")"/>
-            <m:grow/>
-          </m:dPr>
-          <m:e>
-            <m:r>
-              <m:t>θ</m:t>
-            </m:r>
-          </m:e>
-        </m:d>
+        <m:r>
+          <m:rPr>
+            <m:sty m:val="p"/>
+          </m:rPr>
+          <m:t>(</m:t>
+        </m:r>
+        <m:r>
+          <m:t>θ</m:t>
+        </m:r>
+        <m:r>
+          <m:rPr>
+            <m:sty m:val="p"/>
+          </m:rPr>
+          <m:t>)</m:t>
+        </m:r>
       </m:oMath>
     </w:p>
     <w:p>
@@ -1627,75 +1717,81 @@
           </m:rPr>
           <m:t>tan</m:t>
         </m:r>
-        <m:d>
-          <m:dPr>
-            <m:begChr m:val="("/>
-            <m:sepChr m:val=""/>
-            <m:endChr m:val=")"/>
-            <m:grow/>
-          </m:dPr>
-          <m:e>
-            <m:r>
-              <m:rPr>
-                <m:sty m:val="p"/>
-              </m:rPr>
-              <m:t>−</m:t>
-            </m:r>
-            <m:r>
-              <m:t>θ</m:t>
-            </m:r>
-          </m:e>
-        </m:d>
+        <m:r>
+          <m:rPr>
+            <m:sty m:val="p"/>
+          </m:rPr>
+          <m:t>(</m:t>
+        </m:r>
+        <m:r>
+          <m:rPr>
+            <m:sty m:val="p"/>
+          </m:rPr>
+          <m:t>−</m:t>
+        </m:r>
+        <m:r>
+          <m:t>θ</m:t>
+        </m:r>
+        <m:r>
+          <m:rPr>
+            <m:sty m:val="p"/>
+          </m:rPr>
+          <m:t>)</m:t>
+        </m:r>
         <m:r>
           <m:rPr>
             <m:sty m:val="p"/>
           </m:rPr>
           <m:t>csc</m:t>
         </m:r>
-        <m:d>
-          <m:dPr>
-            <m:begChr m:val="("/>
-            <m:sepChr m:val=""/>
-            <m:endChr m:val=")"/>
-            <m:grow/>
-          </m:dPr>
-          <m:e>
-            <m:r>
-              <m:rPr>
-                <m:sty m:val="p"/>
-              </m:rPr>
-              <m:t>−</m:t>
-            </m:r>
-            <m:r>
-              <m:t>θ</m:t>
-            </m:r>
-          </m:e>
-        </m:d>
+        <m:r>
+          <m:rPr>
+            <m:sty m:val="p"/>
+          </m:rPr>
+          <m:t>(</m:t>
+        </m:r>
+        <m:r>
+          <m:rPr>
+            <m:sty m:val="p"/>
+          </m:rPr>
+          <m:t>−</m:t>
+        </m:r>
+        <m:r>
+          <m:t>θ</m:t>
+        </m:r>
+        <m:r>
+          <m:rPr>
+            <m:sty m:val="p"/>
+          </m:rPr>
+          <m:t>)</m:t>
+        </m:r>
         <m:r>
           <m:rPr>
             <m:sty m:val="p"/>
           </m:rPr>
           <m:t>sec</m:t>
         </m:r>
-        <m:d>
-          <m:dPr>
-            <m:begChr m:val="("/>
-            <m:sepChr m:val=""/>
-            <m:endChr m:val=")"/>
-            <m:grow/>
-          </m:dPr>
-          <m:e>
-            <m:r>
-              <m:rPr>
-                <m:sty m:val="p"/>
-              </m:rPr>
-              <m:t>−</m:t>
-            </m:r>
-            <m:r>
-              <m:t>θ</m:t>
-            </m:r>
-          </m:e>
-        </m:d>
+        <m:r>
+          <m:rPr>
+            <m:sty m:val="p"/>
+          </m:rPr>
+          <m:t>(</m:t>
+        </m:r>
+        <m:r>
+          <m:rPr>
+            <m:sty m:val="p"/>
+          </m:rPr>
+          <m:t>−</m:t>
+        </m:r>
+        <m:r>
+          <m:t>θ</m:t>
+        </m:r>
+        <m:r>
+          <m:rPr>
+            <m:sty m:val="p"/>
+          </m:rPr>
+          <m:t>)</m:t>
+        </m:r>
         <m:r>
           <m:rPr>
             <m:sty m:val="p"/>
@@ -1727,19 +1823,21 @@
                   </m:rPr>
                   <m:t>sin</m:t>
                 </m:r>
-                <m:d>
-                  <m:dPr>
-                    <m:begChr m:val="("/>
-                    <m:sepChr m:val=""/>
-                    <m:endChr m:val=")"/>
-                    <m:grow/>
-                  </m:dPr>
-                  <m:e>
-                    <m:r>
-                      <m:t>θ</m:t>
-                    </m:r>
-                  </m:e>
-                </m:d>
+                <m:r>
+                  <m:rPr>
+                    <m:sty m:val="p"/>
+                  </m:rPr>
+                  <m:t>(</m:t>
+                </m:r>
+                <m:r>
+                  <m:t>θ</m:t>
+                </m:r>
+                <m:r>
+                  <m:rPr>
+                    <m:sty m:val="p"/>
+                  </m:rPr>
+                  <m:t>)</m:t>
+                </m:r>
               </m:num>
               <m:den>
                 <m:r>
@@ -1748,19 +1846,21 @@
                   </m:rPr>
                   <m:t>cos</m:t>
                 </m:r>
-                <m:d>
-                  <m:dPr>
-                    <m:begChr m:val="("/>
-                    <m:sepChr m:val=""/>
-                    <m:endChr m:val=")"/>
-                    <m:grow/>
-                  </m:dPr>
-                  <m:e>
-                    <m:r>
-                      <m:t>θ</m:t>
-                    </m:r>
-                  </m:e>
-                </m:d>
+                <m:r>
+                  <m:rPr>
+                    <m:sty m:val="p"/>
+                  </m:rPr>
+                  <m:t>(</m:t>
+                </m:r>
+                <m:r>
+                  <m:t>θ</m:t>
+                </m:r>
+                <m:r>
+                  <m:rPr>
+                    <m:sty m:val="p"/>
+                  </m:rPr>
+                  <m:t>)</m:t>
+                </m:r>
               </m:den>
             </m:f>
           </m:e>
@@ -1795,19 +1895,21 @@
                   </m:rPr>
                   <m:t>sin</m:t>
                 </m:r>
-                <m:d>
-                  <m:dPr>
-                    <m:begChr m:val="("/>
-                    <m:sepChr m:val=""/>
-                    <m:endChr m:val=")"/>
-                    <m:grow/>
-                  </m:dPr>
-                  <m:e>
-                    <m:r>
-                      <m:t>θ</m:t>
-                    </m:r>
-                  </m:e>
-                </m:d>
+                <m:r>
+                  <m:rPr>
+                    <m:sty m:val="p"/>
+                  </m:rPr>
+                  <m:t>(</m:t>
+                </m:r>
+                <m:r>
+                  <m:t>θ</m:t>
+                </m:r>
+                <m:r>
+                  <m:rPr>
+                    <m:sty m:val="p"/>
+                  </m:rPr>
+                  <m:t>)</m:t>
+                </m:r>
               </m:den>
             </m:f>
           </m:e>
@@ -1836,19 +1938,21 @@
                   </m:rPr>
                   <m:t>cos</m:t>
                 </m:r>
-                <m:d>
-                  <m:dPr>
-                    <m:begChr m:val="("/>
-                    <m:sepChr m:val=""/>
-                    <m:endChr m:val=")"/>
-                    <m:grow/>
-                  </m:dPr>
-                  <m:e>
-                    <m:r>
-                      <m:t>θ</m:t>
-                    </m:r>
-                  </m:e>
-                </m:d>
+                <m:r>
+                  <m:rPr>
+                    <m:sty m:val="p"/>
+                  </m:rPr>
+                  <m:t>(</m:t>
+                </m:r>
+                <m:r>
+                  <m:t>θ</m:t>
+                </m:r>
+                <m:r>
+                  <m:rPr>
+                    <m:sty m:val="p"/>
+                  </m:rPr>
+                  <m:t>)</m:t>
+                </m:r>
               </m:den>
             </m:f>
           </m:e>
@@ -1892,19 +1996,21 @@
                     </m:r>
                   </m:sup>
                 </m:sSup>
-                <m:d>
-                  <m:dPr>
-                    <m:begChr m:val="("/>
-                    <m:sepChr m:val=""/>
-                    <m:endChr m:val=")"/>
-                    <m:grow/>
-                  </m:dPr>
-                  <m:e>
-                    <m:r>
-                      <m:t>θ</m:t>
-                    </m:r>
-                  </m:e>
-                </m:d>
+                <m:r>
+                  <m:rPr>
+                    <m:sty m:val="p"/>
+                  </m:rPr>
+                  <m:t>(</m:t>
+                </m:r>
+                <m:r>
+                  <m:t>θ</m:t>
+                </m:r>
+                <m:r>
+                  <m:rPr>
+                    <m:sty m:val="p"/>
+                  </m:rPr>
+                  <m:t>)</m:t>
+                </m:r>
               </m:den>
             </m:f>
           </m:e>
@@ -1930,19 +2036,21 @@
             </m:r>
           </m:sup>
         </m:sSup>
-        <m:d>
-          <m:dPr>
-            <m:begChr m:val="("/>
-            <m:sepChr m:val=""/>
-            <m:endChr m:val=")"/>
-            <m:grow/>
-          </m:dPr>
-          <m:e>
-            <m:r>
-              <m:t>θ</m:t>
-            </m:r>
-          </m:e>
-        </m:d>
+        <m:r>
+          <m:rPr>
+            <m:sty m:val="p"/>
+          </m:rPr>
+          <m:t>(</m:t>
+        </m:r>
+        <m:r>
+          <m:t>θ</m:t>
+        </m:r>
+        <m:r>
+          <m:rPr>
+            <m:sty m:val="p"/>
+          </m:rPr>
+          <m:t>)</m:t>
+        </m:r>
       </m:oMath>
     </w:p>
     <w:p>
@@ -1974,19 +2082,21 @@
             </m:r>
           </m:sup>
         </m:sSup>
-        <m:d>
-          <m:dPr>
-            <m:begChr m:val="("/>
-            <m:sepChr m:val=""/>
-            <m:endChr m:val=")"/>
-            <m:grow/>
-          </m:dPr>
-          <m:e>
-            <m:r>
-              <m:t>θ</m:t>
-            </m:r>
-          </m:e>
-        </m:d>
+        <m:r>
+          <m:rPr>
+            <m:sty m:val="p"/>
+          </m:rPr>
+          <m:t>(</m:t>
+        </m:r>
+        <m:r>
+          <m:t>θ</m:t>
+        </m:r>
+        <m:r>
+          <m:rPr>
+            <m:sty m:val="p"/>
+          </m:rPr>
+          <m:t>)</m:t>
+        </m:r>
         <m:r>
           <m:rPr>
             <m:sty m:val="p"/>
@@ -2008,19 +2118,21 @@
             </m:r>
           </m:sup>
         </m:sSup>
-        <m:d>
-          <m:dPr>
-            <m:begChr m:val="("/>
-            <m:sepChr m:val=""/>
-            <m:endChr m:val=")"/>
-            <m:grow/>
-          </m:dPr>
-          <m:e>
-            <m:r>
-              <m:t>θ</m:t>
-            </m:r>
-          </m:e>
-        </m:d>
+        <m:r>
+          <m:rPr>
+            <m:sty m:val="p"/>
+          </m:rPr>
+          <m:t>(</m:t>
+        </m:r>
+        <m:r>
+          <m:t>θ</m:t>
+        </m:r>
+        <m:r>
+          <m:rPr>
+            <m:sty m:val="p"/>
+          </m:rPr>
+          <m:t>)</m:t>
+        </m:r>
         <m:r>
           <m:rPr>
             <m:sty m:val="p"/>
@@ -2042,19 +2154,21 @@
             </m:r>
           </m:sup>
         </m:sSup>
-        <m:d>
-          <m:dPr>
-            <m:begChr m:val="("/>
-            <m:sepChr m:val=""/>
-            <m:endChr m:val=")"/>
-            <m:grow/>
-          </m:dPr>
-          <m:e>
-            <m:r>
-              <m:t>θ</m:t>
-            </m:r>
-          </m:e>
-        </m:d>
+        <m:r>
+          <m:rPr>
+            <m:sty m:val="p"/>
+          </m:rPr>
+          <m:t>(</m:t>
+        </m:r>
+        <m:r>
+          <m:t>θ</m:t>
+        </m:r>
+        <m:r>
+          <m:rPr>
+            <m:sty m:val="p"/>
+          </m:rPr>
+          <m:t>)</m:t>
+        </m:r>
         <m:r>
           <m:rPr>
             <m:sty m:val="p"/>
@@ -2076,19 +2190,21 @@
             </m:r>
           </m:sup>
         </m:sSup>
-        <m:d>
-          <m:dPr>
-            <m:begChr m:val="("/>
-            <m:sepChr m:val=""/>
-            <m:endChr m:val=")"/>
-            <m:grow/>
-          </m:dPr>
-          <m:e>
-            <m:r>
-              <m:t>θ</m:t>
-            </m:r>
-          </m:e>
-        </m:d>
+        <m:r>
+          <m:rPr>
+            <m:sty m:val="p"/>
+          </m:rPr>
+          <m:t>(</m:t>
+        </m:r>
+        <m:r>
+          <m:t>θ</m:t>
+        </m:r>
+        <m:r>
+          <m:rPr>
+            <m:sty m:val="p"/>
+          </m:rPr>
+          <m:t>)</m:t>
+        </m:r>
         <m:r>
           <m:rPr>
             <m:sty m:val="p"/>
@@ -2119,19 +2235,21 @@
             </m:r>
           </m:sup>
         </m:sSup>
-        <m:d>
-          <m:dPr>
-            <m:begChr m:val="("/>
-            <m:sepChr m:val=""/>
-            <m:endChr m:val=")"/>
-            <m:grow/>
-          </m:dPr>
-          <m:e>
-            <m:r>
-              <m:t>θ</m:t>
-            </m:r>
-          </m:e>
-        </m:d>
+        <m:r>
+          <m:rPr>
+            <m:sty m:val="p"/>
+          </m:rPr>
+          <m:t>(</m:t>
+        </m:r>
+        <m:r>
+          <m:t>θ</m:t>
+        </m:r>
+        <m:r>
+          <m:rPr>
+            <m:sty m:val="p"/>
+          </m:rPr>
+          <m:t>)</m:t>
+        </m:r>
       </m:oMath>
     </w:p>
     <w:p>
@@ -2162,19 +2280,21 @@
               </m:rPr>
               <m:t>sin</m:t>
             </m:r>
-            <m:d>
-              <m:dPr>
-                <m:begChr m:val="("/>
-                <m:sepChr m:val=""/>
-                <m:endChr m:val=")"/>
-                <m:grow/>
-              </m:dPr>
-              <m:e>
-                <m:r>
-                  <m:t>θ</m:t>
-                </m:r>
-              </m:e>
-            </m:d>
+            <m:r>
+              <m:rPr>
+                <m:sty m:val="p"/>
+              </m:rPr>
+              <m:t>(</m:t>
+            </m:r>
+            <m:r>
+              <m:t>θ</m:t>
+            </m:r>
+            <m:r>
+              <m:rPr>
+                <m:sty m:val="p"/>
+              </m:rPr>
+              <m:t>)</m:t>
+            </m:r>
           </m:num>
           <m:den>
             <m:r>
@@ -2183,66 +2303,72 @@
               </m:rPr>
               <m:t>cos</m:t>
             </m:r>
-            <m:d>
-              <m:dPr>
-                <m:begChr m:val="("/>
-                <m:sepChr m:val=""/>
-                <m:endChr m:val=")"/>
-                <m:grow/>
-              </m:dPr>
+            <m:r>
+              <m:rPr>
+                <m:sty m:val="p"/>
+              </m:rPr>
+              <m:t>(</m:t>
+            </m:r>
+            <m:r>
+              <m:t>θ</m:t>
+            </m:r>
+            <m:r>
+              <m:rPr>
+                <m:sty m:val="p"/>
+              </m:rPr>
+              <m:t>)</m:t>
+            </m:r>
+            <m:r>
+              <m:rPr>
+                <m:sty m:val="p"/>
+              </m:rPr>
+              <m:t>(</m:t>
+            </m:r>
+            <m:r>
+              <m:t>1</m:t>
+            </m:r>
+            <m:r>
+              <m:rPr>
+                <m:sty m:val="p"/>
+              </m:rPr>
+              <m:t>−</m:t>
+            </m:r>
+            <m:sSup>
               <m:e>
-                <m:r>
-                  <m:t>θ</m:t>
-                </m:r>
-              </m:e>
-            </m:d>
-            <m:d>
-              <m:dPr>
-                <m:begChr m:val="("/>
-                <m:sepChr m:val=""/>
-                <m:endChr m:val=")"/>
-                <m:grow/>
-              </m:dPr>
-              <m:e>
-                <m:r>
-                  <m:t>1</m:t>
-                </m:r>
                 <m:r>
                   <m:rPr>
                     <m:sty m:val="p"/>
                   </m:rPr>
-                  <m:t>−</m:t>
+                  <m:t>tan</m:t>
                 </m:r>
-                <m:sSup>
-                  <m:e>
-                    <m:r>
-                      <m:rPr>
-                        <m:sty m:val="p"/>
-                      </m:rPr>
-                      <m:t>tan</m:t>
-                    </m:r>
-                  </m:e>
-                  <m:sup>
-                    <m:r>
-                      <m:t>2</m:t>
-                    </m:r>
-                  </m:sup>
-                </m:sSup>
-                <m:d>
-                  <m:dPr>
-                    <m:begChr m:val="("/>
-                    <m:sepChr m:val=""/>
-                    <m:endChr m:val=")"/>
-                    <m:grow/>
-                  </m:dPr>
-                  <m:e>
-                    <m:r>
-                      <m:t>θ</m:t>
-                    </m:r>
-                  </m:e>
-                </m:d>
               </m:e>
-            </m:d>
+              <m:sup>
+                <m:r>
+                  <m:t>2</m:t>
+                </m:r>
+              </m:sup>
+            </m:sSup>
+            <m:r>
+              <m:rPr>
+                <m:sty m:val="p"/>
+              </m:rPr>
+              <m:t>(</m:t>
+            </m:r>
+            <m:r>
+              <m:t>θ</m:t>
+            </m:r>
+            <m:r>
+              <m:rPr>
+                <m:sty m:val="p"/>
+              </m:rPr>
+              <m:t>)</m:t>
+            </m:r>
+            <m:r>
+              <m:rPr>
+                <m:sty m:val="p"/>
+              </m:rPr>
+              <m:t>)</m:t>
+            </m:r>
           </m:den>
         </m:f>
         <m:r>
@@ -2257,22 +2383,24 @@
           </m:rPr>
           <m:t>tan</m:t>
         </m:r>
-        <m:d>
-          <m:dPr>
-            <m:begChr m:val="("/>
-            <m:sepChr m:val=""/>
-            <m:endChr m:val=")"/>
-            <m:grow/>
-          </m:dPr>
-          <m:e>
-            <m:r>
-              <m:t>2</m:t>
-            </m:r>
-            <m:r>
-              <m:t>θ</m:t>
-            </m:r>
-          </m:e>
-        </m:d>
+        <m:r>
+          <m:rPr>
+            <m:sty m:val="p"/>
+          </m:rPr>
+          <m:t>(</m:t>
+        </m:r>
+        <m:r>
+          <m:t>2</m:t>
+        </m:r>
+        <m:r>
+          <m:t>θ</m:t>
+        </m:r>
+        <m:r>
+          <m:rPr>
+            <m:sty m:val="p"/>
+          </m:rPr>
+          <m:t>)</m:t>
+        </m:r>
       </m:oMath>
     </w:p>
     <w:p>
@@ -2300,22 +2428,24 @@
               </m:rPr>
               <m:t>sin</m:t>
             </m:r>
-            <m:d>
-              <m:dPr>
-                <m:begChr m:val="("/>
-                <m:sepChr m:val=""/>
-                <m:endChr m:val=")"/>
-                <m:grow/>
-              </m:dPr>
-              <m:e>
-                <m:r>
-                  <m:t>7</m:t>
-                </m:r>
-                <m:r>
-                  <m:t>θ</m:t>
-                </m:r>
-              </m:e>
-            </m:d>
+            <m:r>
+              <m:rPr>
+                <m:sty m:val="p"/>
+              </m:rPr>
+              <m:t>(</m:t>
+            </m:r>
+            <m:r>
+              <m:t>7</m:t>
+            </m:r>
+            <m:r>
+              <m:t>θ</m:t>
+            </m:r>
+            <m:r>
+              <m:rPr>
+                <m:sty m:val="p"/>
+              </m:rPr>
+              <m:t>)</m:t>
+            </m:r>
             <m:r>
               <m:rPr>
                 <m:sty m:val="p"/>
@@ -2328,22 +2458,24 @@
               </m:rPr>
               <m:t>sin</m:t>
             </m:r>
-            <m:d>
-              <m:dPr>
-                <m:begChr m:val="("/>
-                <m:sepChr m:val=""/>
-                <m:endChr m:val=")"/>
-                <m:grow/>
-              </m:dPr>
-              <m:e>
-                <m:r>
-                  <m:t>3</m:t>
-                </m:r>
-                <m:r>
-                  <m:t>θ</m:t>
-                </m:r>
-              </m:e>
-            </m:d>
+            <m:r>
+              <m:rPr>
+                <m:sty m:val="p"/>
+              </m:rPr>
+              <m:t>(</m:t>
+            </m:r>
+            <m:r>
+              <m:t>3</m:t>
+            </m:r>
+            <m:r>
+              <m:t>θ</m:t>
+            </m:r>
+            <m:r>
+              <m:rPr>
+                <m:sty m:val="p"/>
+              </m:rPr>
+              <m:t>)</m:t>
+            </m:r>
           </m:num>
           <m:den>
             <m:r>
@@ -2352,22 +2484,24 @@
               </m:rPr>
               <m:t>cos</m:t>
             </m:r>
-            <m:d>
-              <m:dPr>
-                <m:begChr m:val="("/>
-                <m:sepChr m:val=""/>
-                <m:endChr m:val=")"/>
-                <m:grow/>
-              </m:dPr>
-              <m:e>
-                <m:r>
-                  <m:t>7</m:t>
-                </m:r>
-                <m:r>
-                  <m:t>θ</m:t>
-                </m:r>
-              </m:e>
-            </m:d>
+            <m:r>
+              <m:rPr>
+                <m:sty m:val="p"/>
+              </m:rPr>
+              <m:t>(</m:t>
+            </m:r>
+            <m:r>
+              <m:t>7</m:t>
+            </m:r>
+            <m:r>
+              <m:t>θ</m:t>
+            </m:r>
+            <m:r>
+              <m:rPr>
+                <m:sty m:val="p"/>
+              </m:rPr>
+              <m:t>)</m:t>
+            </m:r>
             <m:r>
               <m:rPr>
                 <m:sty m:val="p"/>
@@ -2380,22 +2514,24 @@
               </m:rPr>
               <m:t>cos</m:t>
             </m:r>
-            <m:d>
-              <m:dPr>
-                <m:begChr m:val="("/>
-                <m:sepChr m:val=""/>
-                <m:endChr m:val=")"/>
-                <m:grow/>
-              </m:dPr>
-              <m:e>
-                <m:r>
-                  <m:t>3</m:t>
-                </m:r>
-                <m:r>
-                  <m:t>θ</m:t>
-                </m:r>
-              </m:e>
-            </m:d>
+            <m:r>
+              <m:rPr>
+                <m:sty m:val="p"/>
+              </m:rPr>
+              <m:t>(</m:t>
+            </m:r>
+            <m:r>
+              <m:t>3</m:t>
+            </m:r>
+            <m:r>
+              <m:t>θ</m:t>
+            </m:r>
+            <m:r>
+              <m:rPr>
+                <m:sty m:val="p"/>
+              </m:rPr>
+              <m:t>)</m:t>
+            </m:r>
           </m:den>
         </m:f>
         <m:r>
@@ -2418,44 +2554,48 @@
               </m:rPr>
               <m:t>sin</m:t>
             </m:r>
-            <m:d>
-              <m:dPr>
-                <m:begChr m:val="("/>
-                <m:sepChr m:val=""/>
-                <m:endChr m:val=")"/>
-                <m:grow/>
-              </m:dPr>
-              <m:e>
-                <m:r>
-                  <m:t>5</m:t>
-                </m:r>
-                <m:r>
-                  <m:t>θ</m:t>
-                </m:r>
-              </m:e>
-            </m:d>
+            <m:r>
+              <m:rPr>
+                <m:sty m:val="p"/>
+              </m:rPr>
+              <m:t>(</m:t>
+            </m:r>
+            <m:r>
+              <m:t>5</m:t>
+            </m:r>
+            <m:r>
+              <m:t>θ</m:t>
+            </m:r>
+            <m:r>
+              <m:rPr>
+                <m:sty m:val="p"/>
+              </m:rPr>
+              <m:t>)</m:t>
+            </m:r>
             <m:r>
               <m:rPr>
                 <m:sty m:val="p"/>
               </m:rPr>
               <m:t>cos</m:t>
             </m:r>
-            <m:d>
-              <m:dPr>
-                <m:begChr m:val="("/>
-                <m:sepChr m:val=""/>
-                <m:endChr m:val=")"/>
-                <m:grow/>
-              </m:dPr>
-              <m:e>
-                <m:r>
-                  <m:t>2</m:t>
-                </m:r>
-                <m:r>
-                  <m:t>θ</m:t>
-                </m:r>
-              </m:e>
-            </m:d>
+            <m:r>
+              <m:rPr>
+                <m:sty m:val="p"/>
+              </m:rPr>
+              <m:t>(</m:t>
+            </m:r>
+            <m:r>
+              <m:t>2</m:t>
+            </m:r>
+            <m:r>
+              <m:t>θ</m:t>
+            </m:r>
+            <m:r>
+              <m:rPr>
+                <m:sty m:val="p"/>
+              </m:rPr>
+              <m:t>)</m:t>
+            </m:r>
           </m:num>
           <m:den>
             <m:r>
@@ -2473,44 +2613,48 @@
               </m:rPr>
               <m:t>sin</m:t>
             </m:r>
-            <m:d>
-              <m:dPr>
-                <m:begChr m:val="("/>
-                <m:sepChr m:val=""/>
-                <m:endChr m:val=")"/>
-                <m:grow/>
-              </m:dPr>
-              <m:e>
-                <m:r>
-                  <m:t>5</m:t>
-                </m:r>
-                <m:r>
-                  <m:t>θ</m:t>
-                </m:r>
-              </m:e>
-            </m:d>
+            <m:r>
+              <m:rPr>
+                <m:sty m:val="p"/>
+              </m:rPr>
+              <m:t>(</m:t>
+            </m:r>
+            <m:r>
+              <m:t>5</m:t>
+            </m:r>
+            <m:r>
+              <m:t>θ</m:t>
+            </m:r>
+            <m:r>
+              <m:rPr>
+                <m:sty m:val="p"/>
+              </m:rPr>
+              <m:t>)</m:t>
+            </m:r>
             <m:r>
               <m:rPr>
                 <m:sty m:val="p"/>
               </m:rPr>
               <m:t>sin</m:t>
             </m:r>
-            <m:d>
-              <m:dPr>
-                <m:begChr m:val="("/>
-                <m:sepChr m:val=""/>
-                <m:endChr m:val=")"/>
-                <m:grow/>
-              </m:dPr>
-              <m:e>
-                <m:r>
-                  <m:t>2</m:t>
-                </m:r>
-                <m:r>
-                  <m:t>θ</m:t>
-                </m:r>
-              </m:e>
-            </m:d>
+            <m:r>
+              <m:rPr>
+                <m:sty m:val="p"/>
+              </m:rPr>
+              <m:t>(</m:t>
+            </m:r>
+            <m:r>
+              <m:t>2</m:t>
+            </m:r>
+            <m:r>
+              <m:t>θ</m:t>
+            </m:r>
+            <m:r>
+              <m:rPr>
+                <m:sty m:val="p"/>
+              </m:rPr>
+              <m:t>)</m:t>
+            </m:r>
           </m:den>
         </m:f>
         <m:r>
@@ -2531,19 +2675,21 @@
           </m:rPr>
           <m:t>cot</m:t>
         </m:r>
-        <m:d>
-          <m:dPr>
-            <m:begChr m:val="("/>
-            <m:sepChr m:val=""/>
-            <m:endChr m:val=")"/>
-            <m:grow/>
-          </m:dPr>
-          <m:e>
-            <m:r>
-              <m:t>θ</m:t>
-            </m:r>
-          </m:e>
-        </m:d>
+        <m:r>
+          <m:rPr>
+            <m:sty m:val="p"/>
+          </m:rPr>
+          <m:t>(</m:t>
+        </m:r>
+        <m:r>
+          <m:t>θ</m:t>
+        </m:r>
+        <m:r>
+          <m:rPr>
+            <m:sty m:val="p"/>
+          </m:rPr>
+          <m:t>)</m:t>
+        </m:r>
       </m:oMath>
     </w:p>
     <w:p>
@@ -2571,22 +2717,24 @@
               </m:rPr>
               <m:t>sin</m:t>
             </m:r>
-            <m:d>
-              <m:dPr>
-                <m:begChr m:val="("/>
-                <m:sepChr m:val=""/>
-                <m:endChr m:val=")"/>
-                <m:grow/>
-              </m:dPr>
-              <m:e>
-                <m:r>
-                  <m:t>5</m:t>
-                </m:r>
-                <m:r>
-                  <m:t>θ</m:t>
-                </m:r>
-              </m:e>
-            </m:d>
+            <m:r>
+              <m:rPr>
+                <m:sty m:val="p"/>
+              </m:rPr>
+              <m:t>(</m:t>
+            </m:r>
+            <m:r>
+              <m:t>5</m:t>
+            </m:r>
+            <m:r>
+              <m:t>θ</m:t>
+            </m:r>
+            <m:r>
+              <m:rPr>
+                <m:sty m:val="p"/>
+              </m:rPr>
+              <m:t>)</m:t>
+            </m:r>
             <m:r>
               <m:rPr>
                 <m:sty m:val="p"/>
@@ -2599,19 +2747,21 @@
               </m:rPr>
               <m:t>sin</m:t>
             </m:r>
-            <m:d>
-              <m:dPr>
-                <m:begChr m:val="("/>
-                <m:sepChr m:val=""/>
-                <m:endChr m:val=")"/>
-                <m:grow/>
-              </m:dPr>
-              <m:e>
-                <m:r>
-                  <m:t>θ</m:t>
-                </m:r>
-              </m:e>
-            </m:d>
+            <m:r>
+              <m:rPr>
+                <m:sty m:val="p"/>
+              </m:rPr>
+              <m:t>(</m:t>
+            </m:r>
+            <m:r>
+              <m:t>θ</m:t>
+            </m:r>
+            <m:r>
+              <m:rPr>
+                <m:sty m:val="p"/>
+              </m:rPr>
+              <m:t>)</m:t>
+            </m:r>
           </m:num>
           <m:den>
             <m:r>
@@ -2620,22 +2770,24 @@
               </m:rPr>
               <m:t>cos</m:t>
             </m:r>
-            <m:d>
-              <m:dPr>
-                <m:begChr m:val="("/>
-                <m:sepChr m:val=""/>
-                <m:endChr m:val=")"/>
-                <m:grow/>
-              </m:dPr>
-              <m:e>
-                <m:r>
-                  <m:t>5</m:t>
-                </m:r>
-                <m:r>
-                  <m:t>θ</m:t>
-                </m:r>
-              </m:e>
-            </m:d>
+            <m:r>
+              <m:rPr>
+                <m:sty m:val="p"/>
+              </m:rPr>
+              <m:t>(</m:t>
+            </m:r>
+            <m:r>
+              <m:t>5</m:t>
+            </m:r>
+            <m:r>
+              <m:t>θ</m:t>
+            </m:r>
+            <m:r>
+              <m:rPr>
+                <m:sty m:val="p"/>
+              </m:rPr>
+              <m:t>)</m:t>
+            </m:r>
             <m:r>
               <m:rPr>
                 <m:sty m:val="p"/>
@@ -2648,19 +2800,21 @@
               </m:rPr>
               <m:t>cos</m:t>
             </m:r>
-            <m:d>
-              <m:dPr>
-                <m:begChr m:val="("/>
-                <m:sepChr m:val=""/>
-                <m:endChr m:val=")"/>
-                <m:grow/>
-              </m:dPr>
-              <m:e>
-                <m:r>
-                  <m:t>θ</m:t>
-                </m:r>
-              </m:e>
-            </m:d>
+            <m:r>
+              <m:rPr>
+                <m:sty m:val="p"/>
+              </m:rPr>
+              <m:t>(</m:t>
+            </m:r>
+            <m:r>
+              <m:t>θ</m:t>
+            </m:r>
+            <m:r>
+              <m:rPr>
+                <m:sty m:val="p"/>
+              </m:rPr>
+              <m:t>)</m:t>
+            </m:r>
           </m:den>
         </m:f>
         <m:r>
@@ -2675,26 +2829,28 @@
           </m:rPr>
           <m:t>tan</m:t>
         </m:r>
-        <m:d>
-          <m:dPr>
-            <m:begChr m:val="("/>
-            <m:sepChr m:val=""/>
-            <m:endChr m:val=")"/>
-            <m:grow/>
-          </m:dPr>
-          <m:e>
-            <m:r>
-              <m:t>2</m:t>
-            </m:r>
-            <m:r>
-              <m:t>θ</m:t>
-            </m:r>
-          </m:e>
-        </m:d>
+        <m:r>
+          <m:rPr>
+            <m:sty m:val="p"/>
+          </m:rPr>
+          <m:t>(</m:t>
+        </m:r>
+        <m:r>
+          <m:t>2</m:t>
+        </m:r>
+        <m:r>
+          <m:t>θ</m:t>
+        </m:r>
+        <m:r>
+          <m:rPr>
+            <m:sty m:val="p"/>
+          </m:rPr>
+          <m:t>)</m:t>
+        </m:r>
       </m:oMath>
     </w:p>
-    <w:bookmarkEnd w:id="22"/>
-    <w:bookmarkStart w:id="23" w:name="q3"/>
+    <w:bookmarkEnd w:id="11"/>
+    <w:bookmarkStart w:id="12" w:name="q3"/>
     <w:p>
       <w:pPr>
         <w:pStyle w:val="Heading2"/>
@@ -2720,19 +2876,21 @@
           </m:rPr>
           <m:t>cos</m:t>
         </m:r>
-        <m:d>
-          <m:dPr>
-            <m:begChr m:val="("/>
-            <m:sepChr m:val=""/>
-            <m:endChr m:val=")"/>
-            <m:grow/>
-          </m:dPr>
-          <m:e>
-            <m:r>
-              <m:t>210</m:t>
-            </m:r>
-          </m:e>
-        </m:d>
+        <m:r>
+          <m:rPr>
+            <m:sty m:val="p"/>
+          </m:rPr>
+          <m:t>(</m:t>
+        </m:r>
+        <m:r>
+          <m:t>210</m:t>
+        </m:r>
+        <m:r>
+          <m:rPr>
+            <m:sty m:val="p"/>
+          </m:rPr>
+          <m:t>)</m:t>
+        </m:r>
         <m:r>
           <m:rPr>
             <m:sty m:val="p"/>
@@ -2781,19 +2939,21 @@
           </m:rPr>
           <m:t>sin</m:t>
         </m:r>
-        <m:d>
-          <m:dPr>
-            <m:begChr m:val="("/>
-            <m:sepChr m:val=""/>
-            <m:endChr m:val=")"/>
-            <m:grow/>
-          </m:dPr>
-          <m:e>
-            <m:r>
-              <m:t>135</m:t>
-            </m:r>
-          </m:e>
-        </m:d>
+        <m:r>
+          <m:rPr>
+            <m:sty m:val="p"/>
+          </m:rPr>
+          <m:t>(</m:t>
+        </m:r>
+        <m:r>
+          <m:t>135</m:t>
+        </m:r>
+        <m:r>
+          <m:rPr>
+            <m:sty m:val="p"/>
+          </m:rPr>
+          <m:t>)</m:t>
+        </m:r>
         <m:r>
           <m:rPr>
             <m:sty m:val="p"/>
@@ -2837,19 +2997,21 @@
           </m:rPr>
           <m:t>sin</m:t>
         </m:r>
-        <m:d>
-          <m:dPr>
-            <m:begChr m:val="("/>
-            <m:sepChr m:val=""/>
-            <m:endChr m:val=")"/>
-            <m:grow/>
-          </m:dPr>
-          <m:e>
-            <m:r>
-              <m:t>225</m:t>
-            </m:r>
-          </m:e>
-        </m:d>
+        <m:r>
+          <m:rPr>
+            <m:sty m:val="p"/>
+          </m:rPr>
+          <m:t>(</m:t>
+        </m:r>
+        <m:r>
+          <m:t>225</m:t>
+        </m:r>
+        <m:r>
+          <m:rPr>
+            <m:sty m:val="p"/>
+          </m:rPr>
+          <m:t>)</m:t>
+        </m:r>
         <m:r>
           <m:rPr>
             <m:sty m:val="p"/>
@@ -2907,19 +3069,21 @@
           </m:rPr>
           <m:t>cos</m:t>
         </m:r>
-        <m:d>
-          <m:dPr>
-            <m:begChr m:val="("/>
-            <m:sepChr m:val=""/>
-            <m:endChr m:val=")"/>
-            <m:grow/>
-          </m:dPr>
-          <m:e>
-            <m:r>
-              <m:t>130</m:t>
-            </m:r>
-          </m:e>
-        </m:d>
+        <m:r>
+          <m:rPr>
+            <m:sty m:val="p"/>
+          </m:rPr>
+          <m:t>(</m:t>
+        </m:r>
+        <m:r>
+          <m:t>130</m:t>
+        </m:r>
+        <m:r>
+          <m:rPr>
+            <m:sty m:val="p"/>
+          </m:rPr>
+          <m:t>)</m:t>
+        </m:r>
         <m:r>
           <m:rPr>
             <m:sty m:val="p"/>
@@ -2943,8 +3107,8 @@
         <w:t xml:space="preserve">to three decimal places.</w:t>
       </w:r>
     </w:p>
-    <w:bookmarkEnd w:id="23"/>
-    <w:bookmarkStart w:id="24" w:name="q4"/>
+    <w:bookmarkEnd w:id="12"/>
+    <w:bookmarkStart w:id="13" w:name="q4"/>
     <w:p>
       <w:pPr>
         <w:pStyle w:val="Heading2"/>
@@ -2970,19 +3134,21 @@
           </m:rPr>
           <m:t>sin</m:t>
         </m:r>
-        <m:d>
-          <m:dPr>
-            <m:begChr m:val="("/>
-            <m:sepChr m:val=""/>
-            <m:endChr m:val=")"/>
-            <m:grow/>
-          </m:dPr>
-          <m:e>
-            <m:r>
-              <m:t>15</m:t>
-            </m:r>
-          </m:e>
-        </m:d>
+        <m:r>
+          <m:rPr>
+            <m:sty m:val="p"/>
+          </m:rPr>
+          <m:t>(</m:t>
+        </m:r>
+        <m:r>
+          <m:t>15</m:t>
+        </m:r>
+        <m:r>
+          <m:rPr>
+            <m:sty m:val="p"/>
+          </m:rPr>
+          <m:t>)</m:t>
+        </m:r>
         <m:r>
           <m:rPr>
             <m:sty m:val="p"/>
@@ -2995,38 +3161,42 @@
           </m:rPr>
           <m:t>sin</m:t>
         </m:r>
-        <m:d>
-          <m:dPr>
-            <m:begChr m:val="("/>
-            <m:sepChr m:val=""/>
-            <m:endChr m:val=")"/>
-            <m:grow/>
-          </m:dPr>
-          <m:e>
-            <m:r>
-              <m:t>45</m:t>
-            </m:r>
-          </m:e>
-        </m:d>
+        <m:r>
+          <m:rPr>
+            <m:sty m:val="p"/>
+          </m:rPr>
+          <m:t>(</m:t>
+        </m:r>
+        <m:r>
+          <m:t>45</m:t>
+        </m:r>
+        <m:r>
+          <m:rPr>
+            <m:sty m:val="p"/>
+          </m:rPr>
+          <m:t>)</m:t>
+        </m:r>
         <m:r>
           <m:rPr>
             <m:sty m:val="p"/>
           </m:rPr>
           <m:t>cos</m:t>
         </m:r>
-        <m:d>
-          <m:dPr>
-            <m:begChr m:val="("/>
-            <m:sepChr m:val=""/>
-            <m:endChr m:val=")"/>
-            <m:grow/>
-          </m:dPr>
-          <m:e>
-            <m:r>
-              <m:t>30</m:t>
-            </m:r>
-          </m:e>
-        </m:d>
+        <m:r>
+          <m:rPr>
+            <m:sty m:val="p"/>
+          </m:rPr>
+          <m:t>(</m:t>
+        </m:r>
+        <m:r>
+          <m:t>30</m:t>
+        </m:r>
+        <m:r>
+          <m:rPr>
+            <m:sty m:val="p"/>
+          </m:rPr>
+          <m:t>)</m:t>
+        </m:r>
         <m:r>
           <m:rPr>
             <m:sty m:val="p"/>
@@ -3039,38 +3209,42 @@
           </m:rPr>
           <m:t>cos</m:t>
         </m:r>
-        <m:d>
-          <m:dPr>
-            <m:begChr m:val="("/>
-            <m:sepChr m:val=""/>
-            <m:endChr m:val=")"/>
-            <m:grow/>
-          </m:dPr>
-          <m:e>
-            <m:r>
-              <m:t>45</m:t>
-            </m:r>
-          </m:e>
-        </m:d>
+        <m:r>
+          <m:rPr>
+            <m:sty m:val="p"/>
+          </m:rPr>
+          <m:t>(</m:t>
+        </m:r>
+        <m:r>
+          <m:t>45</m:t>
+        </m:r>
+        <m:r>
+          <m:rPr>
+            <m:sty m:val="p"/>
+          </m:rPr>
+          <m:t>)</m:t>
+        </m:r>
         <m:r>
           <m:rPr>
             <m:sty m:val="p"/>
           </m:rPr>
           <m:t>sin</m:t>
         </m:r>
-        <m:d>
-          <m:dPr>
-            <m:begChr m:val="("/>
-            <m:sepChr m:val=""/>
-            <m:endChr m:val=")"/>
-            <m:grow/>
-          </m:dPr>
-          <m:e>
-            <m:r>
-              <m:t>30</m:t>
-            </m:r>
-          </m:e>
-        </m:d>
+        <m:r>
+          <m:rPr>
+            <m:sty m:val="p"/>
+          </m:rPr>
+          <m:t>(</m:t>
+        </m:r>
+        <m:r>
+          <m:t>30</m:t>
+        </m:r>
+        <m:r>
+          <m:rPr>
+            <m:sty m:val="p"/>
+          </m:rPr>
+          <m:t>)</m:t>
+        </m:r>
         <m:r>
           <m:rPr>
             <m:sty m:val="p"/>
@@ -3214,19 +3388,21 @@
           </m:rPr>
           <m:t>cos</m:t>
         </m:r>
-        <m:d>
-          <m:dPr>
-            <m:begChr m:val="("/>
-            <m:sepChr m:val=""/>
-            <m:endChr m:val=")"/>
-            <m:grow/>
-          </m:dPr>
-          <m:e>
-            <m:r>
-              <m:t>15</m:t>
-            </m:r>
-          </m:e>
-        </m:d>
+        <m:r>
+          <m:rPr>
+            <m:sty m:val="p"/>
+          </m:rPr>
+          <m:t>(</m:t>
+        </m:r>
+        <m:r>
+          <m:t>15</m:t>
+        </m:r>
+        <m:r>
+          <m:rPr>
+            <m:sty m:val="p"/>
+          </m:rPr>
+          <m:t>)</m:t>
+        </m:r>
         <m:r>
           <m:rPr>
             <m:sty m:val="p"/>
@@ -3298,19 +3474,21 @@
           </m:rPr>
           <m:t>tan</m:t>
         </m:r>
-        <m:d>
-          <m:dPr>
-            <m:begChr m:val="("/>
-            <m:sepChr m:val=""/>
-            <m:endChr m:val=")"/>
-            <m:grow/>
-          </m:dPr>
-          <m:e>
-            <m:r>
-              <m:t>15</m:t>
-            </m:r>
-          </m:e>
-        </m:d>
+        <m:r>
+          <m:rPr>
+            <m:sty m:val="p"/>
+          </m:rPr>
+          <m:t>(</m:t>
+        </m:r>
+        <m:r>
+          <m:t>15</m:t>
+        </m:r>
+        <m:r>
+          <m:rPr>
+            <m:sty m:val="p"/>
+          </m:rPr>
+          <m:t>)</m:t>
+        </m:r>
         <m:r>
           <m:rPr>
             <m:sty m:val="p"/>
@@ -3388,19 +3566,21 @@
           </m:rPr>
           <m:t>sin</m:t>
         </m:r>
-        <m:d>
-          <m:dPr>
-            <m:begChr m:val="("/>
-            <m:sepChr m:val=""/>
-            <m:endChr m:val=")"/>
-            <m:grow/>
-          </m:dPr>
-          <m:e>
-            <m:r>
-              <m:t>75</m:t>
-            </m:r>
-          </m:e>
-        </m:d>
+        <m:r>
+          <m:rPr>
+            <m:sty m:val="p"/>
+          </m:rPr>
+          <m:t>(</m:t>
+        </m:r>
+        <m:r>
+          <m:t>75</m:t>
+        </m:r>
+        <m:r>
+          <m:rPr>
+            <m:sty m:val="p"/>
+          </m:rPr>
+          <m:t>)</m:t>
+        </m:r>
         <m:r>
           <m:rPr>
             <m:sty m:val="p"/>
@@ -3413,38 +3593,42 @@
           </m:rPr>
           <m:t>sin</m:t>
         </m:r>
-        <m:d>
-          <m:dPr>
-            <m:begChr m:val="("/>
-            <m:sepChr m:val=""/>
-            <m:endChr m:val=")"/>
-            <m:grow/>
-          </m:dPr>
-          <m:e>
-            <m:r>
-              <m:t>45</m:t>
-            </m:r>
-          </m:e>
-        </m:d>
+        <m:r>
+          <m:rPr>
+            <m:sty m:val="p"/>
+          </m:rPr>
+          <m:t>(</m:t>
+        </m:r>
+        <m:r>
+          <m:t>45</m:t>
+        </m:r>
+        <m:r>
+          <m:rPr>
+            <m:sty m:val="p"/>
+          </m:rPr>
+          <m:t>)</m:t>
+        </m:r>
         <m:r>
           <m:rPr>
             <m:sty m:val="p"/>
           </m:rPr>
           <m:t>cos</m:t>
         </m:r>
-        <m:d>
-          <m:dPr>
-            <m:begChr m:val="("/>
-            <m:sepChr m:val=""/>
-            <m:endChr m:val=")"/>
-            <m:grow/>
-          </m:dPr>
-          <m:e>
-            <m:r>
-              <m:t>30</m:t>
-            </m:r>
-          </m:e>
-        </m:d>
+        <m:r>
+          <m:rPr>
+            <m:sty m:val="p"/>
+          </m:rPr>
+          <m:t>(</m:t>
+        </m:r>
+        <m:r>
+          <m:t>30</m:t>
+        </m:r>
+        <m:r>
+          <m:rPr>
+            <m:sty m:val="p"/>
+          </m:rPr>
+          <m:t>)</m:t>
+        </m:r>
         <m:r>
           <m:rPr>
             <m:sty m:val="p"/>
@@ -3457,38 +3641,42 @@
           </m:rPr>
           <m:t>cos</m:t>
         </m:r>
-        <m:d>
-          <m:dPr>
-            <m:begChr m:val="("/>
-            <m:sepChr m:val=""/>
-            <m:endChr m:val=")"/>
-            <m:grow/>
-          </m:dPr>
-          <m:e>
-            <m:r>
-              <m:t>45</m:t>
-            </m:r>
-          </m:e>
-        </m:d>
+        <m:r>
+          <m:rPr>
+            <m:sty m:val="p"/>
+          </m:rPr>
+          <m:t>(</m:t>
+        </m:r>
+        <m:r>
+          <m:t>45</m:t>
+        </m:r>
+        <m:r>
+          <m:rPr>
+            <m:sty m:val="p"/>
+          </m:rPr>
+          <m:t>)</m:t>
+        </m:r>
         <m:r>
           <m:rPr>
             <m:sty m:val="p"/>
           </m:rPr>
           <m:t>sin</m:t>
         </m:r>
-        <m:d>
-          <m:dPr>
-            <m:begChr m:val="("/>
-            <m:sepChr m:val=""/>
-            <m:endChr m:val=")"/>
-            <m:grow/>
-          </m:dPr>
-          <m:e>
-            <m:r>
-              <m:t>30</m:t>
-            </m:r>
-          </m:e>
-        </m:d>
+        <m:r>
+          <m:rPr>
+            <m:sty m:val="p"/>
+          </m:rPr>
+          <m:t>(</m:t>
+        </m:r>
+        <m:r>
+          <m:t>30</m:t>
+        </m:r>
+        <m:r>
+          <m:rPr>
+            <m:sty m:val="p"/>
+          </m:rPr>
+          <m:t>)</m:t>
+        </m:r>
         <m:r>
           <m:rPr>
             <m:sty m:val="p"/>
@@ -3560,19 +3748,21 @@
           </m:rPr>
           <m:t>cos</m:t>
         </m:r>
-        <m:d>
-          <m:dPr>
-            <m:begChr m:val="("/>
-            <m:sepChr m:val=""/>
-            <m:endChr m:val=")"/>
-            <m:grow/>
-          </m:dPr>
-          <m:e>
-            <m:r>
-              <m:t>75</m:t>
-            </m:r>
-          </m:e>
-        </m:d>
+        <m:r>
+          <m:rPr>
+            <m:sty m:val="p"/>
+          </m:rPr>
+          <m:t>(</m:t>
+        </m:r>
+        <m:r>
+          <m:t>75</m:t>
+        </m:r>
+        <m:r>
+          <m:rPr>
+            <m:sty m:val="p"/>
+          </m:rPr>
+          <m:t>)</m:t>
+        </m:r>
         <m:r>
           <m:rPr>
             <m:sty m:val="p"/>
@@ -3644,19 +3834,21 @@
           </m:rPr>
           <m:t>tan</m:t>
         </m:r>
-        <m:d>
-          <m:dPr>
-            <m:begChr m:val="("/>
-            <m:sepChr m:val=""/>
-            <m:endChr m:val=")"/>
-            <m:grow/>
-          </m:dPr>
-          <m:e>
-            <m:r>
-              <m:t>75</m:t>
-            </m:r>
-          </m:e>
-        </m:d>
+        <m:r>
+          <m:rPr>
+            <m:sty m:val="p"/>
+          </m:rPr>
+          <m:t>(</m:t>
+        </m:r>
+        <m:r>
+          <m:t>75</m:t>
+        </m:r>
+        <m:r>
+          <m:rPr>
+            <m:sty m:val="p"/>
+          </m:rPr>
+          <m:t>)</m:t>
+        </m:r>
         <m:r>
           <m:rPr>
             <m:sty m:val="p"/>
@@ -3728,8 +3920,8 @@
         </w:pict>
       </w:r>
     </w:p>
-    <w:bookmarkEnd w:id="24"/>
-    <w:bookmarkStart w:id="26" w:name="version-history-and-licensing"/>
+    <w:bookmarkEnd w:id="13"/>
+    <w:bookmarkStart w:id="15" w:name="version-history-and-licensing"/>
     <w:p>
       <w:pPr>
         <w:pStyle w:val="Heading2"/>
@@ -3762,7 +3954,7 @@
       <w:pPr>
         <w:pStyle w:val="FirstParagraph"/>
       </w:pPr>
-      <w:hyperlink r:id="rId25">
+      <w:hyperlink r:id="rId14">
         <w:r>
           <w:rPr>
             <w:rStyle w:val="Hyperlink"/>
@@ -3771,7 +3963,7 @@
         </w:r>
       </w:hyperlink>
     </w:p>
-    <w:bookmarkEnd w:id="26"/>
+    <w:bookmarkEnd w:id="15"/>
     <w:sectPr>
       <w:pgSz w:h="15840" w:w="12240"/>
       <w:pgMar w:bottom="1440" w:footer="720" w:gutter="0" w:header="720" w:left="1440" w:right="1440" w:top="1440"/>
